--- a/benchmark/outputs/gold/table_heavy_002_B.docx
+++ b/benchmark/outputs/gold/table_heavy_002_B.docx
@@ -22,7 +22,7 @@
       </w:pPr>
       <w:r>
         <w:rPr>
-          <w:rFonts w:ascii="Helvetica" w:hAnsi="Helvetica" w:eastAsia="Helvetica"/>
+          <w:rFonts w:ascii="Arial" w:hAnsi="Arial" w:eastAsia="Helvetica"/>
           <w:b/>
           <w:i w:val="0"/>
           <w:color w:val="000000"/>
@@ -35,7 +35,7 @@
       </w:r>
       <w:r>
         <w:rPr>
-          <w:rFonts w:ascii="Helvetica" w:hAnsi="Helvetica" w:eastAsia="Helvetica"/>
+          <w:rFonts w:ascii="Arial" w:hAnsi="Arial" w:eastAsia="Helvetica"/>
           <w:b w:val="0"/>
           <w:i w:val="0"/>
           <w:color w:val="72727A"/>
@@ -99,7 +99,7 @@
             </w:pPr>
             <w:r>
               <w:rPr>
-                <w:rFonts w:ascii="Helvetica" w:hAnsi="Helvetica" w:eastAsia="Helvetica"/>
+                <w:rFonts w:ascii="Arial" w:hAnsi="Arial" w:eastAsia="Helvetica"/>
                 <w:b/>
                 <w:i w:val="0"/>
                 <w:color w:val="1E1E23"/>
@@ -148,7 +148,7 @@
             </w:pPr>
             <w:r>
               <w:rPr>
-                <w:rFonts w:ascii="Helvetica" w:hAnsi="Helvetica" w:eastAsia="Helvetica"/>
+                <w:rFonts w:ascii="Arial" w:hAnsi="Arial" w:eastAsia="Helvetica"/>
                 <w:b/>
                 <w:i w:val="0"/>
                 <w:color w:val="1E1E23"/>
@@ -189,7 +189,7 @@
             </w:pPr>
             <w:r>
               <w:rPr>
-                <w:rFonts w:ascii="Helvetica" w:hAnsi="Helvetica" w:eastAsia="Helvetica"/>
+                <w:rFonts w:ascii="Arial" w:hAnsi="Arial" w:eastAsia="Helvetica"/>
                 <w:b/>
                 <w:i w:val="0"/>
                 <w:color w:val="1E1E23"/>
@@ -225,7 +225,7 @@
             </w:pPr>
             <w:r>
               <w:rPr>
-                <w:rFonts w:ascii="Helvetica" w:hAnsi="Helvetica" w:eastAsia="Helvetica"/>
+                <w:rFonts w:ascii="Arial" w:hAnsi="Arial" w:eastAsia="Helvetica"/>
                 <w:b/>
                 <w:i w:val="0"/>
                 <w:color w:val="1E1E23"/>
@@ -261,7 +261,7 @@
             </w:pPr>
             <w:r>
               <w:rPr>
-                <w:rFonts w:ascii="Helvetica" w:hAnsi="Helvetica" w:eastAsia="Helvetica"/>
+                <w:rFonts w:ascii="Arial" w:hAnsi="Arial" w:eastAsia="Helvetica"/>
                 <w:b/>
                 <w:i w:val="0"/>
                 <w:color w:val="1E1E23"/>
@@ -297,7 +297,7 @@
             </w:pPr>
             <w:r>
               <w:rPr>
-                <w:rFonts w:ascii="Helvetica" w:hAnsi="Helvetica" w:eastAsia="Helvetica"/>
+                <w:rFonts w:ascii="Arial" w:hAnsi="Arial" w:eastAsia="Helvetica"/>
                 <w:b/>
                 <w:i w:val="0"/>
                 <w:color w:val="1E1E23"/>
@@ -333,7 +333,7 @@
             </w:pPr>
             <w:r>
               <w:rPr>
-                <w:rFonts w:ascii="Helvetica" w:hAnsi="Helvetica" w:eastAsia="Helvetica"/>
+                <w:rFonts w:ascii="Arial" w:hAnsi="Arial" w:eastAsia="Helvetica"/>
                 <w:b/>
                 <w:i w:val="0"/>
                 <w:color w:val="1E1E23"/>
@@ -369,7 +369,7 @@
             </w:pPr>
             <w:r>
               <w:rPr>
-                <w:rFonts w:ascii="Helvetica" w:hAnsi="Helvetica" w:eastAsia="Helvetica"/>
+                <w:rFonts w:ascii="Arial" w:hAnsi="Arial" w:eastAsia="Helvetica"/>
                 <w:b/>
                 <w:i w:val="0"/>
                 <w:color w:val="1E1E23"/>
@@ -405,7 +405,7 @@
             </w:pPr>
             <w:r>
               <w:rPr>
-                <w:rFonts w:ascii="Helvetica" w:hAnsi="Helvetica" w:eastAsia="Helvetica"/>
+                <w:rFonts w:ascii="Arial" w:hAnsi="Arial" w:eastAsia="Helvetica"/>
                 <w:b/>
                 <w:i w:val="0"/>
                 <w:color w:val="1E1E23"/>
@@ -445,7 +445,7 @@
             </w:pPr>
             <w:r>
               <w:rPr>
-                <w:rFonts w:ascii="Helvetica" w:hAnsi="Helvetica" w:eastAsia="Helvetica"/>
+                <w:rFonts w:ascii="Arial" w:hAnsi="Arial" w:eastAsia="Helvetica"/>
                 <w:b w:val="0"/>
                 <w:i w:val="0"/>
                 <w:color w:val="1E1E23"/>
@@ -480,7 +480,7 @@
             </w:pPr>
             <w:r>
               <w:rPr>
-                <w:rFonts w:ascii="Helvetica" w:hAnsi="Helvetica" w:eastAsia="Helvetica"/>
+                <w:rFonts w:ascii="Arial" w:hAnsi="Arial" w:eastAsia="Helvetica"/>
                 <w:b w:val="0"/>
                 <w:i w:val="0"/>
                 <w:color w:val="1E1E23"/>
@@ -515,7 +515,7 @@
             </w:pPr>
             <w:r>
               <w:rPr>
-                <w:rFonts w:ascii="Helvetica" w:hAnsi="Helvetica" w:eastAsia="Helvetica"/>
+                <w:rFonts w:ascii="Arial" w:hAnsi="Arial" w:eastAsia="Helvetica"/>
                 <w:b w:val="0"/>
                 <w:i w:val="0"/>
                 <w:color w:val="1E1E23"/>
@@ -550,7 +550,7 @@
             </w:pPr>
             <w:r>
               <w:rPr>
-                <w:rFonts w:ascii="Helvetica" w:hAnsi="Helvetica" w:eastAsia="Helvetica"/>
+                <w:rFonts w:ascii="Arial" w:hAnsi="Arial" w:eastAsia="Helvetica"/>
                 <w:b w:val="0"/>
                 <w:i w:val="0"/>
                 <w:color w:val="1E1E23"/>
@@ -585,7 +585,7 @@
             </w:pPr>
             <w:r>
               <w:rPr>
-                <w:rFonts w:ascii="Helvetica" w:hAnsi="Helvetica" w:eastAsia="Helvetica"/>
+                <w:rFonts w:ascii="Arial" w:hAnsi="Arial" w:eastAsia="Helvetica"/>
                 <w:b w:val="0"/>
                 <w:i w:val="0"/>
                 <w:color w:val="1E1E23"/>
@@ -620,7 +620,7 @@
             </w:pPr>
             <w:r>
               <w:rPr>
-                <w:rFonts w:ascii="Helvetica" w:hAnsi="Helvetica" w:eastAsia="Helvetica"/>
+                <w:rFonts w:ascii="Arial" w:hAnsi="Arial" w:eastAsia="Helvetica"/>
                 <w:b w:val="0"/>
                 <w:i w:val="0"/>
                 <w:color w:val="1E1E23"/>
@@ -655,7 +655,7 @@
             </w:pPr>
             <w:r>
               <w:rPr>
-                <w:rFonts w:ascii="Helvetica" w:hAnsi="Helvetica" w:eastAsia="Helvetica"/>
+                <w:rFonts w:ascii="Arial" w:hAnsi="Arial" w:eastAsia="Helvetica"/>
                 <w:b w:val="0"/>
                 <w:i w:val="0"/>
                 <w:color w:val="1E1E23"/>
@@ -695,7 +695,7 @@
             </w:pPr>
             <w:r>
               <w:rPr>
-                <w:rFonts w:ascii="Helvetica" w:hAnsi="Helvetica" w:eastAsia="Helvetica"/>
+                <w:rFonts w:ascii="Arial" w:hAnsi="Arial" w:eastAsia="Helvetica"/>
                 <w:b w:val="0"/>
                 <w:i w:val="0"/>
                 <w:color w:val="1E1E23"/>
@@ -730,7 +730,7 @@
             </w:pPr>
             <w:r>
               <w:rPr>
-                <w:rFonts w:ascii="Helvetica" w:hAnsi="Helvetica" w:eastAsia="Helvetica"/>
+                <w:rFonts w:ascii="Arial" w:hAnsi="Arial" w:eastAsia="Helvetica"/>
                 <w:b w:val="0"/>
                 <w:i w:val="0"/>
                 <w:color w:val="1E1E23"/>
@@ -765,7 +765,7 @@
             </w:pPr>
             <w:r>
               <w:rPr>
-                <w:rFonts w:ascii="Helvetica" w:hAnsi="Helvetica" w:eastAsia="Helvetica"/>
+                <w:rFonts w:ascii="Arial" w:hAnsi="Arial" w:eastAsia="Helvetica"/>
                 <w:b w:val="0"/>
                 <w:i w:val="0"/>
                 <w:color w:val="1E1E23"/>
@@ -800,7 +800,7 @@
             </w:pPr>
             <w:r>
               <w:rPr>
-                <w:rFonts w:ascii="Helvetica" w:hAnsi="Helvetica" w:eastAsia="Helvetica"/>
+                <w:rFonts w:ascii="Arial" w:hAnsi="Arial" w:eastAsia="Helvetica"/>
                 <w:b w:val="0"/>
                 <w:i w:val="0"/>
                 <w:color w:val="1E1E23"/>
@@ -835,7 +835,7 @@
             </w:pPr>
             <w:r>
               <w:rPr>
-                <w:rFonts w:ascii="Helvetica" w:hAnsi="Helvetica" w:eastAsia="Helvetica"/>
+                <w:rFonts w:ascii="Arial" w:hAnsi="Arial" w:eastAsia="Helvetica"/>
                 <w:b w:val="0"/>
                 <w:i w:val="0"/>
                 <w:color w:val="1E1E23"/>
@@ -870,7 +870,7 @@
             </w:pPr>
             <w:r>
               <w:rPr>
-                <w:rFonts w:ascii="Helvetica" w:hAnsi="Helvetica" w:eastAsia="Helvetica"/>
+                <w:rFonts w:ascii="Arial" w:hAnsi="Arial" w:eastAsia="Helvetica"/>
                 <w:b w:val="0"/>
                 <w:i w:val="0"/>
                 <w:color w:val="1E1E23"/>
@@ -905,7 +905,7 @@
             </w:pPr>
             <w:r>
               <w:rPr>
-                <w:rFonts w:ascii="Helvetica" w:hAnsi="Helvetica" w:eastAsia="Helvetica"/>
+                <w:rFonts w:ascii="Arial" w:hAnsi="Arial" w:eastAsia="Helvetica"/>
                 <w:b w:val="0"/>
                 <w:i w:val="0"/>
                 <w:color w:val="1E1E23"/>
@@ -945,7 +945,7 @@
             </w:pPr>
             <w:r>
               <w:rPr>
-                <w:rFonts w:ascii="Helvetica" w:hAnsi="Helvetica" w:eastAsia="Helvetica"/>
+                <w:rFonts w:ascii="Arial" w:hAnsi="Arial" w:eastAsia="Helvetica"/>
                 <w:b w:val="0"/>
                 <w:i w:val="0"/>
                 <w:color w:val="1E1E23"/>
@@ -980,7 +980,7 @@
             </w:pPr>
             <w:r>
               <w:rPr>
-                <w:rFonts w:ascii="Helvetica" w:hAnsi="Helvetica" w:eastAsia="Helvetica"/>
+                <w:rFonts w:ascii="Arial" w:hAnsi="Arial" w:eastAsia="Helvetica"/>
                 <w:b w:val="0"/>
                 <w:i w:val="0"/>
                 <w:color w:val="1E1E23"/>
@@ -1015,7 +1015,7 @@
             </w:pPr>
             <w:r>
               <w:rPr>
-                <w:rFonts w:ascii="Helvetica" w:hAnsi="Helvetica" w:eastAsia="Helvetica"/>
+                <w:rFonts w:ascii="Arial" w:hAnsi="Arial" w:eastAsia="Helvetica"/>
                 <w:b w:val="0"/>
                 <w:i w:val="0"/>
                 <w:color w:val="1E1E23"/>
@@ -1050,7 +1050,7 @@
             </w:pPr>
             <w:r>
               <w:rPr>
-                <w:rFonts w:ascii="Helvetica" w:hAnsi="Helvetica" w:eastAsia="Helvetica"/>
+                <w:rFonts w:ascii="Arial" w:hAnsi="Arial" w:eastAsia="Helvetica"/>
                 <w:b w:val="0"/>
                 <w:i w:val="0"/>
                 <w:color w:val="1E1E23"/>
@@ -1085,7 +1085,7 @@
             </w:pPr>
             <w:r>
               <w:rPr>
-                <w:rFonts w:ascii="Helvetica" w:hAnsi="Helvetica" w:eastAsia="Helvetica"/>
+                <w:rFonts w:ascii="Arial" w:hAnsi="Arial" w:eastAsia="Helvetica"/>
                 <w:b w:val="0"/>
                 <w:i w:val="0"/>
                 <w:color w:val="1E1E23"/>
@@ -1120,7 +1120,7 @@
             </w:pPr>
             <w:r>
               <w:rPr>
-                <w:rFonts w:ascii="Helvetica" w:hAnsi="Helvetica" w:eastAsia="Helvetica"/>
+                <w:rFonts w:ascii="Arial" w:hAnsi="Arial" w:eastAsia="Helvetica"/>
                 <w:b w:val="0"/>
                 <w:i w:val="0"/>
                 <w:color w:val="1E1E23"/>
@@ -1155,7 +1155,7 @@
             </w:pPr>
             <w:r>
               <w:rPr>
-                <w:rFonts w:ascii="Helvetica" w:hAnsi="Helvetica" w:eastAsia="Helvetica"/>
+                <w:rFonts w:ascii="Arial" w:hAnsi="Arial" w:eastAsia="Helvetica"/>
                 <w:b w:val="0"/>
                 <w:i w:val="0"/>
                 <w:color w:val="1E1E23"/>
@@ -1195,7 +1195,7 @@
             </w:pPr>
             <w:r>
               <w:rPr>
-                <w:rFonts w:ascii="Helvetica" w:hAnsi="Helvetica" w:eastAsia="Helvetica"/>
+                <w:rFonts w:ascii="Arial" w:hAnsi="Arial" w:eastAsia="Helvetica"/>
                 <w:b w:val="0"/>
                 <w:i w:val="0"/>
                 <w:color w:val="1E1E23"/>
@@ -1230,7 +1230,7 @@
             </w:pPr>
             <w:r>
               <w:rPr>
-                <w:rFonts w:ascii="Helvetica" w:hAnsi="Helvetica" w:eastAsia="Helvetica"/>
+                <w:rFonts w:ascii="Arial" w:hAnsi="Arial" w:eastAsia="Helvetica"/>
                 <w:b w:val="0"/>
                 <w:i w:val="0"/>
                 <w:color w:val="1E1E23"/>
@@ -1265,7 +1265,7 @@
             </w:pPr>
             <w:r>
               <w:rPr>
-                <w:rFonts w:ascii="Helvetica" w:hAnsi="Helvetica" w:eastAsia="Helvetica"/>
+                <w:rFonts w:ascii="Arial" w:hAnsi="Arial" w:eastAsia="Helvetica"/>
                 <w:b w:val="0"/>
                 <w:i w:val="0"/>
                 <w:color w:val="1E1E23"/>
@@ -1300,7 +1300,7 @@
             </w:pPr>
             <w:r>
               <w:rPr>
-                <w:rFonts w:ascii="Helvetica" w:hAnsi="Helvetica" w:eastAsia="Helvetica"/>
+                <w:rFonts w:ascii="Arial" w:hAnsi="Arial" w:eastAsia="Helvetica"/>
                 <w:b w:val="0"/>
                 <w:i w:val="0"/>
                 <w:color w:val="1E1E23"/>
@@ -1335,7 +1335,7 @@
             </w:pPr>
             <w:r>
               <w:rPr>
-                <w:rFonts w:ascii="Helvetica" w:hAnsi="Helvetica" w:eastAsia="Helvetica"/>
+                <w:rFonts w:ascii="Arial" w:hAnsi="Arial" w:eastAsia="Helvetica"/>
                 <w:b w:val="0"/>
                 <w:i w:val="0"/>
                 <w:color w:val="1E1E23"/>
@@ -1370,7 +1370,7 @@
             </w:pPr>
             <w:r>
               <w:rPr>
-                <w:rFonts w:ascii="Helvetica" w:hAnsi="Helvetica" w:eastAsia="Helvetica"/>
+                <w:rFonts w:ascii="Arial" w:hAnsi="Arial" w:eastAsia="Helvetica"/>
                 <w:b w:val="0"/>
                 <w:i w:val="0"/>
                 <w:color w:val="1E1E23"/>
@@ -1405,7 +1405,7 @@
             </w:pPr>
             <w:r>
               <w:rPr>
-                <w:rFonts w:ascii="Helvetica" w:hAnsi="Helvetica" w:eastAsia="Helvetica"/>
+                <w:rFonts w:ascii="Arial" w:hAnsi="Arial" w:eastAsia="Helvetica"/>
                 <w:b w:val="0"/>
                 <w:i w:val="0"/>
                 <w:color w:val="1E1E23"/>
@@ -1445,7 +1445,7 @@
             </w:pPr>
             <w:r>
               <w:rPr>
-                <w:rFonts w:ascii="Helvetica" w:hAnsi="Helvetica" w:eastAsia="Helvetica"/>
+                <w:rFonts w:ascii="Arial" w:hAnsi="Arial" w:eastAsia="Helvetica"/>
                 <w:b w:val="0"/>
                 <w:i w:val="0"/>
                 <w:color w:val="1E1E23"/>
@@ -1480,7 +1480,7 @@
             </w:pPr>
             <w:r>
               <w:rPr>
-                <w:rFonts w:ascii="Helvetica" w:hAnsi="Helvetica" w:eastAsia="Helvetica"/>
+                <w:rFonts w:ascii="Arial" w:hAnsi="Arial" w:eastAsia="Helvetica"/>
                 <w:b w:val="0"/>
                 <w:i w:val="0"/>
                 <w:color w:val="1E1E23"/>
@@ -1515,7 +1515,7 @@
             </w:pPr>
             <w:r>
               <w:rPr>
-                <w:rFonts w:ascii="Helvetica" w:hAnsi="Helvetica" w:eastAsia="Helvetica"/>
+                <w:rFonts w:ascii="Arial" w:hAnsi="Arial" w:eastAsia="Helvetica"/>
                 <w:b w:val="0"/>
                 <w:i w:val="0"/>
                 <w:color w:val="1E1E23"/>
@@ -1550,7 +1550,7 @@
             </w:pPr>
             <w:r>
               <w:rPr>
-                <w:rFonts w:ascii="Helvetica" w:hAnsi="Helvetica" w:eastAsia="Helvetica"/>
+                <w:rFonts w:ascii="Arial" w:hAnsi="Arial" w:eastAsia="Helvetica"/>
                 <w:b w:val="0"/>
                 <w:i w:val="0"/>
                 <w:color w:val="1E1E23"/>
@@ -1585,7 +1585,7 @@
             </w:pPr>
             <w:r>
               <w:rPr>
-                <w:rFonts w:ascii="Helvetica" w:hAnsi="Helvetica" w:eastAsia="Helvetica"/>
+                <w:rFonts w:ascii="Arial" w:hAnsi="Arial" w:eastAsia="Helvetica"/>
                 <w:b w:val="0"/>
                 <w:i w:val="0"/>
                 <w:color w:val="1E1E23"/>
@@ -1620,7 +1620,7 @@
             </w:pPr>
             <w:r>
               <w:rPr>
-                <w:rFonts w:ascii="Helvetica" w:hAnsi="Helvetica" w:eastAsia="Helvetica"/>
+                <w:rFonts w:ascii="Arial" w:hAnsi="Arial" w:eastAsia="Helvetica"/>
                 <w:b w:val="0"/>
                 <w:i w:val="0"/>
                 <w:color w:val="1E1E23"/>
@@ -1655,7 +1655,7 @@
             </w:pPr>
             <w:r>
               <w:rPr>
-                <w:rFonts w:ascii="Helvetica" w:hAnsi="Helvetica" w:eastAsia="Helvetica"/>
+                <w:rFonts w:ascii="Arial" w:hAnsi="Arial" w:eastAsia="Helvetica"/>
                 <w:b w:val="0"/>
                 <w:i w:val="0"/>
                 <w:color w:val="1E1E23"/>
@@ -1695,7 +1695,7 @@
             </w:pPr>
             <w:r>
               <w:rPr>
-                <w:rFonts w:ascii="Helvetica" w:hAnsi="Helvetica" w:eastAsia="Helvetica"/>
+                <w:rFonts w:ascii="Arial" w:hAnsi="Arial" w:eastAsia="Helvetica"/>
                 <w:b w:val="0"/>
                 <w:i w:val="0"/>
                 <w:color w:val="1E1E23"/>
@@ -1730,7 +1730,7 @@
             </w:pPr>
             <w:r>
               <w:rPr>
-                <w:rFonts w:ascii="Helvetica" w:hAnsi="Helvetica" w:eastAsia="Helvetica"/>
+                <w:rFonts w:ascii="Arial" w:hAnsi="Arial" w:eastAsia="Helvetica"/>
                 <w:b w:val="0"/>
                 <w:i w:val="0"/>
                 <w:color w:val="1E1E23"/>
@@ -1765,7 +1765,7 @@
             </w:pPr>
             <w:r>
               <w:rPr>
-                <w:rFonts w:ascii="Helvetica" w:hAnsi="Helvetica" w:eastAsia="Helvetica"/>
+                <w:rFonts w:ascii="Arial" w:hAnsi="Arial" w:eastAsia="Helvetica"/>
                 <w:b w:val="0"/>
                 <w:i w:val="0"/>
                 <w:color w:val="1E1E23"/>
@@ -1800,7 +1800,7 @@
             </w:pPr>
             <w:r>
               <w:rPr>
-                <w:rFonts w:ascii="Helvetica" w:hAnsi="Helvetica" w:eastAsia="Helvetica"/>
+                <w:rFonts w:ascii="Arial" w:hAnsi="Arial" w:eastAsia="Helvetica"/>
                 <w:b w:val="0"/>
                 <w:i w:val="0"/>
                 <w:color w:val="1E1E23"/>
@@ -1835,7 +1835,7 @@
             </w:pPr>
             <w:r>
               <w:rPr>
-                <w:rFonts w:ascii="Helvetica" w:hAnsi="Helvetica" w:eastAsia="Helvetica"/>
+                <w:rFonts w:ascii="Arial" w:hAnsi="Arial" w:eastAsia="Helvetica"/>
                 <w:b w:val="0"/>
                 <w:i w:val="0"/>
                 <w:color w:val="1E1E23"/>
@@ -1870,7 +1870,7 @@
             </w:pPr>
             <w:r>
               <w:rPr>
-                <w:rFonts w:ascii="Helvetica" w:hAnsi="Helvetica" w:eastAsia="Helvetica"/>
+                <w:rFonts w:ascii="Arial" w:hAnsi="Arial" w:eastAsia="Helvetica"/>
                 <w:b w:val="0"/>
                 <w:i w:val="0"/>
                 <w:color w:val="1E1E23"/>
@@ -1905,7 +1905,7 @@
             </w:pPr>
             <w:r>
               <w:rPr>
-                <w:rFonts w:ascii="Helvetica" w:hAnsi="Helvetica" w:eastAsia="Helvetica"/>
+                <w:rFonts w:ascii="Arial" w:hAnsi="Arial" w:eastAsia="Helvetica"/>
                 <w:b w:val="0"/>
                 <w:i w:val="0"/>
                 <w:color w:val="1E1E23"/>
@@ -1945,7 +1945,7 @@
             </w:pPr>
             <w:r>
               <w:rPr>
-                <w:rFonts w:ascii="Helvetica" w:hAnsi="Helvetica" w:eastAsia="Helvetica"/>
+                <w:rFonts w:ascii="Arial" w:hAnsi="Arial" w:eastAsia="Helvetica"/>
                 <w:b w:val="0"/>
                 <w:i w:val="0"/>
                 <w:color w:val="1E1E23"/>
@@ -1980,7 +1980,7 @@
             </w:pPr>
             <w:r>
               <w:rPr>
-                <w:rFonts w:ascii="Helvetica" w:hAnsi="Helvetica" w:eastAsia="Helvetica"/>
+                <w:rFonts w:ascii="Arial" w:hAnsi="Arial" w:eastAsia="Helvetica"/>
                 <w:b w:val="0"/>
                 <w:i w:val="0"/>
                 <w:color w:val="1E1E23"/>
@@ -2015,7 +2015,7 @@
             </w:pPr>
             <w:r>
               <w:rPr>
-                <w:rFonts w:ascii="Helvetica" w:hAnsi="Helvetica" w:eastAsia="Helvetica"/>
+                <w:rFonts w:ascii="Arial" w:hAnsi="Arial" w:eastAsia="Helvetica"/>
                 <w:b w:val="0"/>
                 <w:i w:val="0"/>
                 <w:color w:val="1E1E23"/>
@@ -2050,7 +2050,7 @@
             </w:pPr>
             <w:r>
               <w:rPr>
-                <w:rFonts w:ascii="Helvetica" w:hAnsi="Helvetica" w:eastAsia="Helvetica"/>
+                <w:rFonts w:ascii="Arial" w:hAnsi="Arial" w:eastAsia="Helvetica"/>
                 <w:b w:val="0"/>
                 <w:i w:val="0"/>
                 <w:color w:val="1E1E23"/>
@@ -2085,7 +2085,7 @@
             </w:pPr>
             <w:r>
               <w:rPr>
-                <w:rFonts w:ascii="Helvetica" w:hAnsi="Helvetica" w:eastAsia="Helvetica"/>
+                <w:rFonts w:ascii="Arial" w:hAnsi="Arial" w:eastAsia="Helvetica"/>
                 <w:b w:val="0"/>
                 <w:i w:val="0"/>
                 <w:color w:val="1E1E23"/>
@@ -2120,7 +2120,7 @@
             </w:pPr>
             <w:r>
               <w:rPr>
-                <w:rFonts w:ascii="Helvetica" w:hAnsi="Helvetica" w:eastAsia="Helvetica"/>
+                <w:rFonts w:ascii="Arial" w:hAnsi="Arial" w:eastAsia="Helvetica"/>
                 <w:b w:val="0"/>
                 <w:i w:val="0"/>
                 <w:color w:val="1E1E23"/>
@@ -2155,7 +2155,7 @@
             </w:pPr>
             <w:r>
               <w:rPr>
-                <w:rFonts w:ascii="Helvetica" w:hAnsi="Helvetica" w:eastAsia="Helvetica"/>
+                <w:rFonts w:ascii="Arial" w:hAnsi="Arial" w:eastAsia="Helvetica"/>
                 <w:b w:val="0"/>
                 <w:i w:val="0"/>
                 <w:color w:val="1E1E23"/>
@@ -2195,7 +2195,7 @@
             </w:pPr>
             <w:r>
               <w:rPr>
-                <w:rFonts w:ascii="Helvetica" w:hAnsi="Helvetica" w:eastAsia="Helvetica"/>
+                <w:rFonts w:ascii="Arial" w:hAnsi="Arial" w:eastAsia="Helvetica"/>
                 <w:b w:val="0"/>
                 <w:i w:val="0"/>
                 <w:color w:val="1E1E23"/>
@@ -2230,7 +2230,7 @@
             </w:pPr>
             <w:r>
               <w:rPr>
-                <w:rFonts w:ascii="Helvetica" w:hAnsi="Helvetica" w:eastAsia="Helvetica"/>
+                <w:rFonts w:ascii="Arial" w:hAnsi="Arial" w:eastAsia="Helvetica"/>
                 <w:b w:val="0"/>
                 <w:i w:val="0"/>
                 <w:color w:val="1E1E23"/>
@@ -2265,7 +2265,7 @@
             </w:pPr>
             <w:r>
               <w:rPr>
-                <w:rFonts w:ascii="Helvetica" w:hAnsi="Helvetica" w:eastAsia="Helvetica"/>
+                <w:rFonts w:ascii="Arial" w:hAnsi="Arial" w:eastAsia="Helvetica"/>
                 <w:b w:val="0"/>
                 <w:i w:val="0"/>
                 <w:color w:val="1E1E23"/>
@@ -2300,7 +2300,7 @@
             </w:pPr>
             <w:r>
               <w:rPr>
-                <w:rFonts w:ascii="Helvetica" w:hAnsi="Helvetica" w:eastAsia="Helvetica"/>
+                <w:rFonts w:ascii="Arial" w:hAnsi="Arial" w:eastAsia="Helvetica"/>
                 <w:b w:val="0"/>
                 <w:i w:val="0"/>
                 <w:color w:val="1E1E23"/>
@@ -2335,7 +2335,7 @@
             </w:pPr>
             <w:r>
               <w:rPr>
-                <w:rFonts w:ascii="Helvetica" w:hAnsi="Helvetica" w:eastAsia="Helvetica"/>
+                <w:rFonts w:ascii="Arial" w:hAnsi="Arial" w:eastAsia="Helvetica"/>
                 <w:b w:val="0"/>
                 <w:i w:val="0"/>
                 <w:color w:val="1E1E23"/>
@@ -2370,7 +2370,7 @@
             </w:pPr>
             <w:r>
               <w:rPr>
-                <w:rFonts w:ascii="Helvetica" w:hAnsi="Helvetica" w:eastAsia="Helvetica"/>
+                <w:rFonts w:ascii="Arial" w:hAnsi="Arial" w:eastAsia="Helvetica"/>
                 <w:b w:val="0"/>
                 <w:i w:val="0"/>
                 <w:color w:val="1E1E23"/>
@@ -2405,7 +2405,7 @@
             </w:pPr>
             <w:r>
               <w:rPr>
-                <w:rFonts w:ascii="Helvetica" w:hAnsi="Helvetica" w:eastAsia="Helvetica"/>
+                <w:rFonts w:ascii="Arial" w:hAnsi="Arial" w:eastAsia="Helvetica"/>
                 <w:b w:val="0"/>
                 <w:i w:val="0"/>
                 <w:color w:val="1E1E23"/>
@@ -2445,7 +2445,7 @@
             </w:pPr>
             <w:r>
               <w:rPr>
-                <w:rFonts w:ascii="Helvetica" w:hAnsi="Helvetica" w:eastAsia="Helvetica"/>
+                <w:rFonts w:ascii="Arial" w:hAnsi="Arial" w:eastAsia="Helvetica"/>
                 <w:b w:val="0"/>
                 <w:i w:val="0"/>
                 <w:color w:val="1E1E23"/>
@@ -2480,7 +2480,7 @@
             </w:pPr>
             <w:r>
               <w:rPr>
-                <w:rFonts w:ascii="Helvetica" w:hAnsi="Helvetica" w:eastAsia="Helvetica"/>
+                <w:rFonts w:ascii="Arial" w:hAnsi="Arial" w:eastAsia="Helvetica"/>
                 <w:b w:val="0"/>
                 <w:i w:val="0"/>
                 <w:color w:val="1E1E23"/>
@@ -2515,7 +2515,7 @@
             </w:pPr>
             <w:r>
               <w:rPr>
-                <w:rFonts w:ascii="Helvetica" w:hAnsi="Helvetica" w:eastAsia="Helvetica"/>
+                <w:rFonts w:ascii="Arial" w:hAnsi="Arial" w:eastAsia="Helvetica"/>
                 <w:b w:val="0"/>
                 <w:i w:val="0"/>
                 <w:color w:val="1E1E23"/>
@@ -2550,7 +2550,7 @@
             </w:pPr>
             <w:r>
               <w:rPr>
-                <w:rFonts w:ascii="Helvetica" w:hAnsi="Helvetica" w:eastAsia="Helvetica"/>
+                <w:rFonts w:ascii="Arial" w:hAnsi="Arial" w:eastAsia="Helvetica"/>
                 <w:b w:val="0"/>
                 <w:i w:val="0"/>
                 <w:color w:val="1E1E23"/>
@@ -2585,7 +2585,7 @@
             </w:pPr>
             <w:r>
               <w:rPr>
-                <w:rFonts w:ascii="Helvetica" w:hAnsi="Helvetica" w:eastAsia="Helvetica"/>
+                <w:rFonts w:ascii="Arial" w:hAnsi="Arial" w:eastAsia="Helvetica"/>
                 <w:b w:val="0"/>
                 <w:i w:val="0"/>
                 <w:color w:val="1E1E23"/>
@@ -2620,7 +2620,7 @@
             </w:pPr>
             <w:r>
               <w:rPr>
-                <w:rFonts w:ascii="Helvetica" w:hAnsi="Helvetica" w:eastAsia="Helvetica"/>
+                <w:rFonts w:ascii="Arial" w:hAnsi="Arial" w:eastAsia="Helvetica"/>
                 <w:b w:val="0"/>
                 <w:i w:val="0"/>
                 <w:color w:val="1E1E23"/>
@@ -2655,7 +2655,7 @@
             </w:pPr>
             <w:r>
               <w:rPr>
-                <w:rFonts w:ascii="Helvetica" w:hAnsi="Helvetica" w:eastAsia="Helvetica"/>
+                <w:rFonts w:ascii="Arial" w:hAnsi="Arial" w:eastAsia="Helvetica"/>
                 <w:b w:val="0"/>
                 <w:i w:val="0"/>
                 <w:color w:val="1E1E23"/>
@@ -2695,7 +2695,7 @@
             </w:pPr>
             <w:r>
               <w:rPr>
-                <w:rFonts w:ascii="Helvetica" w:hAnsi="Helvetica" w:eastAsia="Helvetica"/>
+                <w:rFonts w:ascii="Arial" w:hAnsi="Arial" w:eastAsia="Helvetica"/>
                 <w:b w:val="0"/>
                 <w:i w:val="0"/>
                 <w:color w:val="1E1E23"/>
@@ -2730,7 +2730,7 @@
             </w:pPr>
             <w:r>
               <w:rPr>
-                <w:rFonts w:ascii="Helvetica" w:hAnsi="Helvetica" w:eastAsia="Helvetica"/>
+                <w:rFonts w:ascii="Arial" w:hAnsi="Arial" w:eastAsia="Helvetica"/>
                 <w:b w:val="0"/>
                 <w:i w:val="0"/>
                 <w:color w:val="1E1E23"/>
@@ -2765,7 +2765,7 @@
             </w:pPr>
             <w:r>
               <w:rPr>
-                <w:rFonts w:ascii="Helvetica" w:hAnsi="Helvetica" w:eastAsia="Helvetica"/>
+                <w:rFonts w:ascii="Arial" w:hAnsi="Arial" w:eastAsia="Helvetica"/>
                 <w:b w:val="0"/>
                 <w:i w:val="0"/>
                 <w:color w:val="1E1E23"/>
@@ -2800,7 +2800,7 @@
             </w:pPr>
             <w:r>
               <w:rPr>
-                <w:rFonts w:ascii="Helvetica" w:hAnsi="Helvetica" w:eastAsia="Helvetica"/>
+                <w:rFonts w:ascii="Arial" w:hAnsi="Arial" w:eastAsia="Helvetica"/>
                 <w:b w:val="0"/>
                 <w:i w:val="0"/>
                 <w:color w:val="1E1E23"/>
@@ -2835,7 +2835,7 @@
             </w:pPr>
             <w:r>
               <w:rPr>
-                <w:rFonts w:ascii="Helvetica" w:hAnsi="Helvetica" w:eastAsia="Helvetica"/>
+                <w:rFonts w:ascii="Arial" w:hAnsi="Arial" w:eastAsia="Helvetica"/>
                 <w:b w:val="0"/>
                 <w:i w:val="0"/>
                 <w:color w:val="1E1E23"/>
@@ -2870,7 +2870,7 @@
             </w:pPr>
             <w:r>
               <w:rPr>
-                <w:rFonts w:ascii="Helvetica" w:hAnsi="Helvetica" w:eastAsia="Helvetica"/>
+                <w:rFonts w:ascii="Arial" w:hAnsi="Arial" w:eastAsia="Helvetica"/>
                 <w:b w:val="0"/>
                 <w:i w:val="0"/>
                 <w:color w:val="1E1E23"/>
@@ -2905,7 +2905,7 @@
             </w:pPr>
             <w:r>
               <w:rPr>
-                <w:rFonts w:ascii="Helvetica" w:hAnsi="Helvetica" w:eastAsia="Helvetica"/>
+                <w:rFonts w:ascii="Arial" w:hAnsi="Arial" w:eastAsia="Helvetica"/>
                 <w:b w:val="0"/>
                 <w:i w:val="0"/>
                 <w:color w:val="1E1E23"/>
